--- a/ATM软件设计实践报告.docx
+++ b/ATM软件设计实践报告.docx
@@ -1064,12 +1064,6 @@
         </w:rPr>
         <w:br w:type="page"/>
       </w:r>
-      <w:r>
-        <w:rPr>
-          <w:color w:val="auto"/>
-        </w:rPr>
-        <w:t>1. 项目概述</w:t>
-      </w:r>
     </w:p>
     <w:p>
       <w:pPr>
@@ -1214,6 +1208,39 @@
           <w:b/>
           <w:sz w:val="21"/>
         </w:rPr>
+        <w:t>3</w:t>
+      </w:r>
+    </w:p>
+    <w:p>
+      <w:pPr>
+        <w:tabs>
+          <w:tab w:val="right" w:leader="dot" w:pos="8296"/>
+        </w:tabs>
+        <w:spacing w:before="20" w:after="20"/>
+        <w:ind w:left="0" w:firstLine="0"/>
+      </w:pPr>
+      <w:r>
+        <w:rPr>
+          <w:rFonts w:ascii="等线" w:hAnsi="等线" w:eastAsia="等线" w:cs="等线"/>
+          <w:b/>
+          <w:sz w:val="21"/>
+        </w:rPr>
+        <w:t>3. 项目工作进度</w:t>
+      </w:r>
+      <w:r>
+        <w:rPr>
+          <w:rFonts w:ascii="等线" w:hAnsi="等线" w:eastAsia="等线" w:cs="等线"/>
+          <w:b/>
+          <w:sz w:val="21"/>
+        </w:rPr>
+        <w:tab/>
+      </w:r>
+      <w:r>
+        <w:rPr>
+          <w:rFonts w:ascii="等线" w:hAnsi="等线" w:eastAsia="等线" w:cs="等线"/>
+          <w:b/>
+          <w:sz w:val="21"/>
+        </w:rPr>
         <w:t>4</w:t>
       </w:r>
     </w:p>
@@ -1231,7 +1258,7 @@
           <w:b/>
           <w:sz w:val="21"/>
         </w:rPr>
-        <w:t>3. 项目工作进度</w:t>
+        <w:t>4. 项目代码托管地址</w:t>
       </w:r>
       <w:r>
         <w:rPr>
@@ -1247,7 +1274,7 @@
           <w:b/>
           <w:sz w:val="21"/>
         </w:rPr>
-        <w:t>5</w:t>
+        <w:t>4</w:t>
       </w:r>
     </w:p>
     <w:p>
@@ -1264,7 +1291,7 @@
           <w:b/>
           <w:sz w:val="21"/>
         </w:rPr>
-        <w:t>4. 项目代码托管地址</w:t>
+        <w:t>5. 软件演示视频连接</w:t>
       </w:r>
       <w:r>
         <w:rPr>
@@ -1280,7 +1307,7 @@
           <w:b/>
           <w:sz w:val="21"/>
         </w:rPr>
-        <w:t>6</w:t>
+        <w:t>4</w:t>
       </w:r>
     </w:p>
     <w:p>
@@ -1297,7 +1324,7 @@
           <w:b/>
           <w:sz w:val="21"/>
         </w:rPr>
-        <w:t>5. 软件演示视频连接</w:t>
+        <w:t>6. 需求分析</w:t>
       </w:r>
       <w:r>
         <w:rPr>
@@ -1313,40 +1340,7 @@
           <w:b/>
           <w:sz w:val="21"/>
         </w:rPr>
-        <w:t>7</w:t>
-      </w:r>
-    </w:p>
-    <w:p>
-      <w:pPr>
-        <w:tabs>
-          <w:tab w:val="right" w:leader="dot" w:pos="8296"/>
-        </w:tabs>
-        <w:spacing w:before="20" w:after="20"/>
-        <w:ind w:left="0" w:firstLine="0"/>
-      </w:pPr>
-      <w:r>
-        <w:rPr>
-          <w:rFonts w:ascii="等线" w:hAnsi="等线" w:eastAsia="等线" w:cs="等线"/>
-          <w:b/>
-          <w:sz w:val="21"/>
-        </w:rPr>
-        <w:t>6. 需求分析</w:t>
-      </w:r>
-      <w:r>
-        <w:rPr>
-          <w:rFonts w:ascii="等线" w:hAnsi="等线" w:eastAsia="等线" w:cs="等线"/>
-          <w:b/>
-          <w:sz w:val="21"/>
-        </w:rPr>
-        <w:tab/>
-      </w:r>
-      <w:r>
-        <w:rPr>
-          <w:rFonts w:ascii="等线" w:hAnsi="等线" w:eastAsia="等线" w:cs="等线"/>
-          <w:b/>
-          <w:sz w:val="21"/>
-        </w:rPr>
-        <w:t>8</w:t>
+        <w:t>5</w:t>
       </w:r>
     </w:p>
     <w:p>
@@ -1379,7 +1373,7 @@
           <w:b/>
           <w:sz w:val="21"/>
         </w:rPr>
-        <w:t>8</w:t>
+        <w:t>5</w:t>
       </w:r>
     </w:p>
     <w:p>
@@ -1412,7 +1406,7 @@
           <w:b/>
           <w:sz w:val="21"/>
         </w:rPr>
-        <w:t>8</w:t>
+        <w:t>5</w:t>
       </w:r>
     </w:p>
     <w:p>
@@ -1430,72 +1424,6 @@
           <w:sz w:val="21"/>
         </w:rPr>
         <w:t>　　6.3 补充性规格说明</w:t>
-      </w:r>
-      <w:r>
-        <w:rPr>
-          <w:rFonts w:ascii="等线" w:hAnsi="等线" w:eastAsia="等线" w:cs="等线"/>
-          <w:b/>
-          <w:sz w:val="21"/>
-        </w:rPr>
-        <w:tab/>
-      </w:r>
-      <w:r>
-        <w:rPr>
-          <w:rFonts w:ascii="等线" w:hAnsi="等线" w:eastAsia="等线" w:cs="等线"/>
-          <w:b/>
-          <w:sz w:val="21"/>
-        </w:rPr>
-        <w:t>8</w:t>
-      </w:r>
-    </w:p>
-    <w:p>
-      <w:pPr>
-        <w:tabs>
-          <w:tab w:val="right" w:leader="dot" w:pos="8296"/>
-        </w:tabs>
-        <w:spacing w:before="20" w:after="20"/>
-        <w:ind w:left="420" w:firstLine="0"/>
-      </w:pPr>
-      <w:r>
-        <w:rPr>
-          <w:rFonts w:ascii="等线" w:hAnsi="等线" w:eastAsia="等线" w:cs="等线"/>
-          <w:b/>
-          <w:sz w:val="21"/>
-        </w:rPr>
-        <w:t>　　6.4 业务规则</w:t>
-      </w:r>
-      <w:r>
-        <w:rPr>
-          <w:rFonts w:ascii="等线" w:hAnsi="等线" w:eastAsia="等线" w:cs="等线"/>
-          <w:b/>
-          <w:sz w:val="21"/>
-        </w:rPr>
-        <w:tab/>
-      </w:r>
-      <w:r>
-        <w:rPr>
-          <w:rFonts w:ascii="等线" w:hAnsi="等线" w:eastAsia="等线" w:cs="等线"/>
-          <w:b/>
-          <w:sz w:val="21"/>
-        </w:rPr>
-        <w:t>8</w:t>
-      </w:r>
-    </w:p>
-    <w:p>
-      <w:pPr>
-        <w:tabs>
-          <w:tab w:val="right" w:leader="dot" w:pos="8296"/>
-        </w:tabs>
-        <w:spacing w:before="20" w:after="20"/>
-        <w:ind w:left="0" w:firstLine="0"/>
-      </w:pPr>
-      <w:r>
-        <w:rPr>
-          <w:rFonts w:ascii="等线" w:hAnsi="等线" w:eastAsia="等线" w:cs="等线"/>
-          <w:b/>
-          <w:sz w:val="21"/>
-        </w:rPr>
-        <w:t>7. 系统设计</w:t>
       </w:r>
       <w:r>
         <w:rPr>
@@ -1528,7 +1456,40 @@
           <w:b/>
           <w:sz w:val="21"/>
         </w:rPr>
-        <w:t>　　7.1 系统架构</w:t>
+        <w:t>　　6.4 业务规则</w:t>
+      </w:r>
+      <w:r>
+        <w:rPr>
+          <w:rFonts w:ascii="等线" w:hAnsi="等线" w:eastAsia="等线" w:cs="等线"/>
+          <w:b/>
+          <w:sz w:val="21"/>
+        </w:rPr>
+        <w:tab/>
+      </w:r>
+      <w:r>
+        <w:rPr>
+          <w:rFonts w:ascii="等线" w:hAnsi="等线" w:eastAsia="等线" w:cs="等线"/>
+          <w:b/>
+          <w:sz w:val="21"/>
+        </w:rPr>
+        <w:t>9</w:t>
+      </w:r>
+    </w:p>
+    <w:p>
+      <w:pPr>
+        <w:tabs>
+          <w:tab w:val="right" w:leader="dot" w:pos="8296"/>
+        </w:tabs>
+        <w:spacing w:before="20" w:after="20"/>
+        <w:ind w:left="0" w:firstLine="0"/>
+      </w:pPr>
+      <w:r>
+        <w:rPr>
+          <w:rFonts w:ascii="等线" w:hAnsi="等线" w:eastAsia="等线" w:cs="等线"/>
+          <w:b/>
+          <w:sz w:val="21"/>
+        </w:rPr>
+        <w:t>7. 系统设计</w:t>
       </w:r>
       <w:r>
         <w:rPr>
@@ -1561,7 +1522,7 @@
           <w:b/>
           <w:sz w:val="21"/>
         </w:rPr>
-        <w:t>　　7.2 系统时序图</w:t>
+        <w:t>　　7.1 系统架构</w:t>
       </w:r>
       <w:r>
         <w:rPr>
@@ -1594,40 +1555,7 @@
           <w:b/>
           <w:sz w:val="21"/>
         </w:rPr>
-        <w:t>　　7.3 逻辑分层</w:t>
-      </w:r>
-      <w:r>
-        <w:rPr>
-          <w:rFonts w:ascii="等线" w:hAnsi="等线" w:eastAsia="等线" w:cs="等线"/>
-          <w:b/>
-          <w:sz w:val="21"/>
-        </w:rPr>
-        <w:tab/>
-      </w:r>
-      <w:r>
-        <w:rPr>
-          <w:rFonts w:ascii="等线" w:hAnsi="等线" w:eastAsia="等线" w:cs="等线"/>
-          <w:b/>
-          <w:sz w:val="21"/>
-        </w:rPr>
-        <w:t>9</w:t>
-      </w:r>
-    </w:p>
-    <w:p>
-      <w:pPr>
-        <w:tabs>
-          <w:tab w:val="right" w:leader="dot" w:pos="8296"/>
-        </w:tabs>
-        <w:spacing w:before="20" w:after="20"/>
-        <w:ind w:left="0" w:firstLine="0"/>
-      </w:pPr>
-      <w:r>
-        <w:rPr>
-          <w:rFonts w:ascii="等线" w:hAnsi="等线" w:eastAsia="等线" w:cs="等线"/>
-          <w:b/>
-          <w:sz w:val="21"/>
-        </w:rPr>
-        <w:t>8. 详细设计</w:t>
+        <w:t>　　7.2 系统时序图</w:t>
       </w:r>
       <w:r>
         <w:rPr>
@@ -1660,7 +1588,7 @@
           <w:b/>
           <w:sz w:val="21"/>
         </w:rPr>
-        <w:t>　　8.1 类图</w:t>
+        <w:t>　　7.3 逻辑分层</w:t>
       </w:r>
       <w:r>
         <w:rPr>
@@ -1676,106 +1604,7 @@
           <w:b/>
           <w:sz w:val="21"/>
         </w:rPr>
-        <w:t>10</w:t>
-      </w:r>
-    </w:p>
-    <w:p>
-      <w:pPr>
-        <w:tabs>
-          <w:tab w:val="right" w:leader="dot" w:pos="8296"/>
-        </w:tabs>
-        <w:spacing w:before="20" w:after="20"/>
-        <w:ind w:left="420" w:firstLine="0"/>
-      </w:pPr>
-      <w:r>
-        <w:rPr>
-          <w:rFonts w:ascii="等线" w:hAnsi="等线" w:eastAsia="等线" w:cs="等线"/>
-          <w:b/>
-          <w:sz w:val="21"/>
-        </w:rPr>
-        <w:t>　　8.2 交互图</w:t>
-      </w:r>
-      <w:r>
-        <w:rPr>
-          <w:rFonts w:ascii="等线" w:hAnsi="等线" w:eastAsia="等线" w:cs="等线"/>
-          <w:b/>
-          <w:sz w:val="21"/>
-        </w:rPr>
-        <w:tab/>
-      </w:r>
-      <w:r>
-        <w:rPr>
-          <w:rFonts w:ascii="等线" w:hAnsi="等线" w:eastAsia="等线" w:cs="等线"/>
-          <w:b/>
-          <w:sz w:val="21"/>
-        </w:rPr>
-        <w:t>10</w:t>
-      </w:r>
-    </w:p>
-    <w:p>
-      <w:pPr>
-        <w:tabs>
-          <w:tab w:val="right" w:leader="dot" w:pos="8296"/>
-        </w:tabs>
-        <w:spacing w:before="20" w:after="20"/>
-        <w:ind w:left="420" w:firstLine="0"/>
-      </w:pPr>
-      <w:r>
-        <w:rPr>
-          <w:rFonts w:ascii="等线" w:hAnsi="等线" w:eastAsia="等线" w:cs="等线"/>
-          <w:b/>
-          <w:sz w:val="21"/>
-        </w:rPr>
-        <w:t>　　8.3 UI 设计</w:t>
-      </w:r>
-      <w:r>
-        <w:rPr>
-          <w:rFonts w:ascii="等线" w:hAnsi="等线" w:eastAsia="等线" w:cs="等线"/>
-          <w:b/>
-          <w:sz w:val="21"/>
-        </w:rPr>
-        <w:tab/>
-      </w:r>
-      <w:r>
-        <w:rPr>
-          <w:rFonts w:ascii="等线" w:hAnsi="等线" w:eastAsia="等线" w:cs="等线"/>
-          <w:b/>
-          <w:sz w:val="21"/>
-        </w:rPr>
-        <w:t>10</w:t>
-      </w:r>
-    </w:p>
-    <w:p>
-      <w:pPr>
-        <w:tabs>
-          <w:tab w:val="right" w:leader="dot" w:pos="8296"/>
-        </w:tabs>
-        <w:spacing w:before="20" w:after="20"/>
-        <w:ind w:left="420" w:firstLine="0"/>
-      </w:pPr>
-      <w:r>
-        <w:rPr>
-          <w:rFonts w:ascii="等线" w:hAnsi="等线" w:eastAsia="等线" w:cs="等线"/>
-          <w:b/>
-          <w:sz w:val="21"/>
-        </w:rPr>
-        <w:t>　　8.4 数据设计</w:t>
-      </w:r>
-      <w:r>
-        <w:rPr>
-          <w:rFonts w:ascii="等线" w:hAnsi="等线" w:eastAsia="等线" w:cs="等线"/>
-          <w:b/>
-          <w:sz w:val="21"/>
-        </w:rPr>
-        <w:tab/>
-      </w:r>
-      <w:r>
-        <w:rPr>
-          <w:rFonts w:ascii="等线" w:hAnsi="等线" w:eastAsia="等线" w:cs="等线"/>
-          <w:b/>
-          <w:sz w:val="21"/>
-        </w:rPr>
-        <w:t>10</w:t>
+        <w:t>11</w:t>
       </w:r>
     </w:p>
     <w:p>
@@ -1792,7 +1621,7 @@
           <w:b/>
           <w:sz w:val="21"/>
         </w:rPr>
-        <w:t>9. 代码实现</w:t>
+        <w:t>8. 详细设计</w:t>
       </w:r>
       <w:r>
         <w:rPr>
@@ -1825,7 +1654,7 @@
           <w:b/>
           <w:sz w:val="21"/>
         </w:rPr>
-        <w:t>　　9.1 系统流程图</w:t>
+        <w:t>　　8.1 类图</w:t>
       </w:r>
       <w:r>
         <w:rPr>
@@ -1858,40 +1687,7 @@
           <w:b/>
           <w:sz w:val="21"/>
         </w:rPr>
-        <w:t>　　9.2 核心代码解析</w:t>
-      </w:r>
-      <w:r>
-        <w:rPr>
-          <w:rFonts w:ascii="等线" w:hAnsi="等线" w:eastAsia="等线" w:cs="等线"/>
-          <w:b/>
-          <w:sz w:val="21"/>
-        </w:rPr>
-        <w:tab/>
-      </w:r>
-      <w:r>
-        <w:rPr>
-          <w:rFonts w:ascii="等线" w:hAnsi="等线" w:eastAsia="等线" w:cs="等线"/>
-          <w:b/>
-          <w:sz w:val="21"/>
-        </w:rPr>
-        <w:t>11</w:t>
-      </w:r>
-    </w:p>
-    <w:p>
-      <w:pPr>
-        <w:tabs>
-          <w:tab w:val="right" w:leader="dot" w:pos="8296"/>
-        </w:tabs>
-        <w:spacing w:before="20" w:after="20"/>
-        <w:ind w:left="0" w:firstLine="0"/>
-      </w:pPr>
-      <w:r>
-        <w:rPr>
-          <w:rFonts w:ascii="等线" w:hAnsi="等线" w:eastAsia="等线" w:cs="等线"/>
-          <w:b/>
-          <w:sz w:val="21"/>
-        </w:rPr>
-        <w:t>10. 测试</w:t>
+        <w:t>　　8.2 交互图</w:t>
       </w:r>
       <w:r>
         <w:rPr>
@@ -1924,271 +1720,7 @@
           <w:b/>
           <w:sz w:val="21"/>
         </w:rPr>
-        <w:t>　　10.1 测试环境</w:t>
-      </w:r>
-      <w:r>
-        <w:rPr>
-          <w:rFonts w:ascii="等线" w:hAnsi="等线" w:eastAsia="等线" w:cs="等线"/>
-          <w:b/>
-          <w:sz w:val="21"/>
-        </w:rPr>
-        <w:tab/>
-      </w:r>
-      <w:r>
-        <w:rPr>
-          <w:rFonts w:ascii="等线" w:hAnsi="等线" w:eastAsia="等线" w:cs="等线"/>
-          <w:b/>
-          <w:sz w:val="21"/>
-        </w:rPr>
-        <w:t>12</w:t>
-      </w:r>
-    </w:p>
-    <w:p>
-      <w:pPr>
-        <w:tabs>
-          <w:tab w:val="right" w:leader="dot" w:pos="8296"/>
-        </w:tabs>
-        <w:spacing w:before="20" w:after="20"/>
-        <w:ind w:left="420" w:firstLine="0"/>
-      </w:pPr>
-      <w:r>
-        <w:rPr>
-          <w:rFonts w:ascii="等线" w:hAnsi="等线" w:eastAsia="等线" w:cs="等线"/>
-          <w:b/>
-          <w:sz w:val="21"/>
-        </w:rPr>
-        <w:t>　　10.2 测试用例</w:t>
-      </w:r>
-      <w:r>
-        <w:rPr>
-          <w:rFonts w:ascii="等线" w:hAnsi="等线" w:eastAsia="等线" w:cs="等线"/>
-          <w:b/>
-          <w:sz w:val="21"/>
-        </w:rPr>
-        <w:tab/>
-      </w:r>
-      <w:r>
-        <w:rPr>
-          <w:rFonts w:ascii="等线" w:hAnsi="等线" w:eastAsia="等线" w:cs="等线"/>
-          <w:b/>
-          <w:sz w:val="21"/>
-        </w:rPr>
-        <w:t>12</w:t>
-      </w:r>
-    </w:p>
-    <w:p>
-      <w:pPr>
-        <w:tabs>
-          <w:tab w:val="right" w:leader="dot" w:pos="8296"/>
-        </w:tabs>
-        <w:spacing w:before="20" w:after="20"/>
-        <w:ind w:left="420" w:firstLine="0"/>
-      </w:pPr>
-      <w:r>
-        <w:rPr>
-          <w:rFonts w:ascii="等线" w:hAnsi="等线" w:eastAsia="等线" w:cs="等线"/>
-          <w:b/>
-          <w:sz w:val="21"/>
-        </w:rPr>
-        <w:t>　　10.3 测试结果</w:t>
-      </w:r>
-      <w:r>
-        <w:rPr>
-          <w:rFonts w:ascii="等线" w:hAnsi="等线" w:eastAsia="等线" w:cs="等线"/>
-          <w:b/>
-          <w:sz w:val="21"/>
-        </w:rPr>
-        <w:tab/>
-      </w:r>
-      <w:r>
-        <w:rPr>
-          <w:rFonts w:ascii="等线" w:hAnsi="等线" w:eastAsia="等线" w:cs="等线"/>
-          <w:b/>
-          <w:sz w:val="21"/>
-        </w:rPr>
-        <w:t>12</w:t>
-      </w:r>
-    </w:p>
-    <w:p>
-      <w:pPr>
-        <w:tabs>
-          <w:tab w:val="right" w:leader="dot" w:pos="8296"/>
-        </w:tabs>
-        <w:spacing w:before="20" w:after="20"/>
-        <w:ind w:left="420" w:firstLine="0"/>
-      </w:pPr>
-      <w:r>
-        <w:rPr>
-          <w:rFonts w:ascii="等线" w:hAnsi="等线" w:eastAsia="等线" w:cs="等线"/>
-          <w:b/>
-          <w:sz w:val="21"/>
-        </w:rPr>
-        <w:t>　　10.4 Bug 修改记录</w:t>
-      </w:r>
-      <w:r>
-        <w:rPr>
-          <w:rFonts w:ascii="等线" w:hAnsi="等线" w:eastAsia="等线" w:cs="等线"/>
-          <w:b/>
-          <w:sz w:val="21"/>
-        </w:rPr>
-        <w:tab/>
-      </w:r>
-      <w:r>
-        <w:rPr>
-          <w:rFonts w:ascii="等线" w:hAnsi="等线" w:eastAsia="等线" w:cs="等线"/>
-          <w:b/>
-          <w:sz w:val="21"/>
-        </w:rPr>
-        <w:t>12</w:t>
-      </w:r>
-    </w:p>
-    <w:p>
-      <w:pPr>
-        <w:tabs>
-          <w:tab w:val="right" w:leader="dot" w:pos="8296"/>
-        </w:tabs>
-        <w:spacing w:before="20" w:after="20"/>
-        <w:ind w:left="0" w:firstLine="0"/>
-      </w:pPr>
-      <w:r>
-        <w:rPr>
-          <w:rFonts w:ascii="等线" w:hAnsi="等线" w:eastAsia="等线" w:cs="等线"/>
-          <w:b/>
-          <w:sz w:val="21"/>
-        </w:rPr>
-        <w:t>11. 软件运行效果与使用说明</w:t>
-      </w:r>
-      <w:r>
-        <w:rPr>
-          <w:rFonts w:ascii="等线" w:hAnsi="等线" w:eastAsia="等线" w:cs="等线"/>
-          <w:b/>
-          <w:sz w:val="21"/>
-        </w:rPr>
-        <w:tab/>
-      </w:r>
-      <w:r>
-        <w:rPr>
-          <w:rFonts w:ascii="等线" w:hAnsi="等线" w:eastAsia="等线" w:cs="等线"/>
-          <w:b/>
-          <w:sz w:val="21"/>
-        </w:rPr>
-        <w:t>13</w:t>
-      </w:r>
-    </w:p>
-    <w:p>
-      <w:pPr>
-        <w:tabs>
-          <w:tab w:val="right" w:leader="dot" w:pos="8296"/>
-        </w:tabs>
-        <w:spacing w:before="20" w:after="20"/>
-        <w:ind w:left="420" w:firstLine="0"/>
-      </w:pPr>
-      <w:r>
-        <w:rPr>
-          <w:rFonts w:ascii="等线" w:hAnsi="等线" w:eastAsia="等线" w:cs="等线"/>
-          <w:b/>
-          <w:sz w:val="21"/>
-        </w:rPr>
-        <w:t>　　11.1 Python 桌面版运行</w:t>
-      </w:r>
-      <w:r>
-        <w:rPr>
-          <w:rFonts w:ascii="等线" w:hAnsi="等线" w:eastAsia="等线" w:cs="等线"/>
-          <w:b/>
-          <w:sz w:val="21"/>
-        </w:rPr>
-        <w:tab/>
-      </w:r>
-      <w:r>
-        <w:rPr>
-          <w:rFonts w:ascii="等线" w:hAnsi="等线" w:eastAsia="等线" w:cs="等线"/>
-          <w:b/>
-          <w:sz w:val="21"/>
-        </w:rPr>
-        <w:t>13</w:t>
-      </w:r>
-    </w:p>
-    <w:p>
-      <w:pPr>
-        <w:tabs>
-          <w:tab w:val="right" w:leader="dot" w:pos="8296"/>
-        </w:tabs>
-        <w:spacing w:before="20" w:after="20"/>
-        <w:ind w:left="420" w:firstLine="0"/>
-      </w:pPr>
-      <w:r>
-        <w:rPr>
-          <w:rFonts w:ascii="等线" w:hAnsi="等线" w:eastAsia="等线" w:cs="等线"/>
-          <w:b/>
-          <w:sz w:val="21"/>
-        </w:rPr>
-        <w:t>　　11.2 Web 版运行</w:t>
-      </w:r>
-      <w:r>
-        <w:rPr>
-          <w:rFonts w:ascii="等线" w:hAnsi="等线" w:eastAsia="等线" w:cs="等线"/>
-          <w:b/>
-          <w:sz w:val="21"/>
-        </w:rPr>
-        <w:tab/>
-      </w:r>
-      <w:r>
-        <w:rPr>
-          <w:rFonts w:ascii="等线" w:hAnsi="等线" w:eastAsia="等线" w:cs="等线"/>
-          <w:b/>
-          <w:sz w:val="21"/>
-        </w:rPr>
-        <w:t>13</w:t>
-      </w:r>
-    </w:p>
-    <w:p>
-      <w:pPr>
-        <w:tabs>
-          <w:tab w:val="right" w:leader="dot" w:pos="8296"/>
-        </w:tabs>
-        <w:spacing w:before="20" w:after="20"/>
-        <w:ind w:left="420" w:firstLine="0"/>
-      </w:pPr>
-      <w:r>
-        <w:rPr>
-          <w:rFonts w:ascii="等线" w:hAnsi="等线" w:eastAsia="等线" w:cs="等线"/>
-          <w:b/>
-          <w:sz w:val="21"/>
-        </w:rPr>
-        <w:t>　　11.3 界面截图说明</w:t>
-      </w:r>
-      <w:r>
-        <w:rPr>
-          <w:rFonts w:ascii="等线" w:hAnsi="等线" w:eastAsia="等线" w:cs="等线"/>
-          <w:b/>
-          <w:sz w:val="21"/>
-        </w:rPr>
-        <w:tab/>
-      </w:r>
-      <w:r>
-        <w:rPr>
-          <w:rFonts w:ascii="等线" w:hAnsi="等线" w:eastAsia="等线" w:cs="等线"/>
-          <w:b/>
-          <w:sz w:val="21"/>
-        </w:rPr>
-        <w:t>13</w:t>
-      </w:r>
-    </w:p>
-    <w:p>
-      <w:pPr>
-        <w:tabs>
-          <w:tab w:val="right" w:leader="dot" w:pos="8296"/>
-        </w:tabs>
-        <w:spacing w:before="20" w:after="20"/>
-        <w:ind w:left="0" w:firstLine="0"/>
-      </w:pPr>
-      <w:r>
-        <w:rPr>
-          <w:rFonts w:ascii="等线" w:hAnsi="等线" w:eastAsia="等线" w:cs="等线"/>
-          <w:b/>
-          <w:sz w:val="21"/>
-        </w:rPr>
-        <w:t>12. 设计体会</w:t>
+        <w:t>　　8.3 UI 设计</w:t>
       </w:r>
       <w:r>
         <w:rPr>
@@ -2221,139 +1753,7 @@
           <w:b/>
           <w:sz w:val="21"/>
         </w:rPr>
-        <w:t>　　12.1 对 MVC 设计模式的理解</w:t>
-      </w:r>
-      <w:r>
-        <w:rPr>
-          <w:rFonts w:ascii="等线" w:hAnsi="等线" w:eastAsia="等线" w:cs="等线"/>
-          <w:b/>
-          <w:sz w:val="21"/>
-        </w:rPr>
-        <w:tab/>
-      </w:r>
-      <w:r>
-        <w:rPr>
-          <w:rFonts w:ascii="等线" w:hAnsi="等线" w:eastAsia="等线" w:cs="等线"/>
-          <w:b/>
-          <w:sz w:val="21"/>
-        </w:rPr>
-        <w:t>14</w:t>
-      </w:r>
-    </w:p>
-    <w:p>
-      <w:pPr>
-        <w:tabs>
-          <w:tab w:val="right" w:leader="dot" w:pos="8296"/>
-        </w:tabs>
-        <w:spacing w:before="20" w:after="20"/>
-        <w:ind w:left="420" w:firstLine="0"/>
-      </w:pPr>
-      <w:r>
-        <w:rPr>
-          <w:rFonts w:ascii="等线" w:hAnsi="等线" w:eastAsia="等线" w:cs="等线"/>
-          <w:b/>
-          <w:sz w:val="21"/>
-        </w:rPr>
-        <w:t>　　12.2 个人体会</w:t>
-      </w:r>
-      <w:r>
-        <w:rPr>
-          <w:rFonts w:ascii="等线" w:hAnsi="等线" w:eastAsia="等线" w:cs="等线"/>
-          <w:b/>
-          <w:sz w:val="21"/>
-        </w:rPr>
-        <w:tab/>
-      </w:r>
-      <w:r>
-        <w:rPr>
-          <w:rFonts w:ascii="等线" w:hAnsi="等线" w:eastAsia="等线" w:cs="等线"/>
-          <w:b/>
-          <w:sz w:val="21"/>
-        </w:rPr>
-        <w:t>14</w:t>
-      </w:r>
-    </w:p>
-    <w:p>
-      <w:pPr>
-        <w:tabs>
-          <w:tab w:val="right" w:leader="dot" w:pos="8296"/>
-        </w:tabs>
-        <w:spacing w:before="20" w:after="20"/>
-        <w:ind w:left="420" w:firstLine="0"/>
-      </w:pPr>
-      <w:r>
-        <w:rPr>
-          <w:rFonts w:ascii="等线" w:hAnsi="等线" w:eastAsia="等线" w:cs="等线"/>
-          <w:b/>
-          <w:sz w:val="21"/>
-        </w:rPr>
-        <w:t>　　12.3 遇到的挑战与解决</w:t>
-      </w:r>
-      <w:r>
-        <w:rPr>
-          <w:rFonts w:ascii="等线" w:hAnsi="等线" w:eastAsia="等线" w:cs="等线"/>
-          <w:b/>
-          <w:sz w:val="21"/>
-        </w:rPr>
-        <w:tab/>
-      </w:r>
-      <w:r>
-        <w:rPr>
-          <w:rFonts w:ascii="等线" w:hAnsi="等线" w:eastAsia="等线" w:cs="等线"/>
-          <w:b/>
-          <w:sz w:val="21"/>
-        </w:rPr>
-        <w:t>14</w:t>
-      </w:r>
-    </w:p>
-    <w:p>
-      <w:pPr>
-        <w:tabs>
-          <w:tab w:val="right" w:leader="dot" w:pos="8296"/>
-        </w:tabs>
-        <w:spacing w:before="20" w:after="20"/>
-        <w:ind w:left="420" w:firstLine="0"/>
-      </w:pPr>
-      <w:r>
-        <w:rPr>
-          <w:rFonts w:ascii="等线" w:hAnsi="等线" w:eastAsia="等线" w:cs="等线"/>
-          <w:b/>
-          <w:sz w:val="21"/>
-        </w:rPr>
-        <w:t>　　12.4 总结</w:t>
-      </w:r>
-      <w:r>
-        <w:rPr>
-          <w:rFonts w:ascii="等线" w:hAnsi="等线" w:eastAsia="等线" w:cs="等线"/>
-          <w:b/>
-          <w:sz w:val="21"/>
-        </w:rPr>
-        <w:tab/>
-      </w:r>
-      <w:r>
-        <w:rPr>
-          <w:rFonts w:ascii="等线" w:hAnsi="等线" w:eastAsia="等线" w:cs="等线"/>
-          <w:b/>
-          <w:sz w:val="21"/>
-        </w:rPr>
-        <w:t>14</w:t>
-      </w:r>
-    </w:p>
-    <w:p>
-      <w:pPr>
-        <w:tabs>
-          <w:tab w:val="right" w:leader="dot" w:pos="8296"/>
-        </w:tabs>
-        <w:spacing w:before="20" w:after="20"/>
-        <w:ind w:left="0" w:firstLine="0"/>
-      </w:pPr>
-      <w:r>
-        <w:rPr>
-          <w:rFonts w:ascii="等线" w:hAnsi="等线" w:eastAsia="等线" w:cs="等线"/>
-          <w:b/>
-          <w:sz w:val="21"/>
-        </w:rPr>
-        <w:t>13. 参考文献</w:t>
+        <w:t>　　8.4 数据设计</w:t>
       </w:r>
       <w:r>
         <w:rPr>
@@ -2386,7 +1786,7 @@
           <w:b/>
           <w:sz w:val="21"/>
         </w:rPr>
-        <w:t>14. 附录</w:t>
+        <w:t>9. 代码实现</w:t>
       </w:r>
       <w:r>
         <w:rPr>
@@ -2419,7 +1819,7 @@
           <w:b/>
           <w:sz w:val="21"/>
         </w:rPr>
-        <w:t>　　14.1 核心源代码清单</w:t>
+        <w:t>　　9.1 系统流程图</w:t>
       </w:r>
       <w:r>
         <w:rPr>
@@ -2452,7 +1852,7 @@
           <w:b/>
           <w:sz w:val="21"/>
         </w:rPr>
-        <w:t>　　14.2 项目文件结构</w:t>
+        <w:t>　　9.2 核心代码解析</w:t>
       </w:r>
       <w:r>
         <w:rPr>
@@ -2469,6 +1869,662 @@
           <w:sz w:val="21"/>
         </w:rPr>
         <w:t>16</w:t>
+      </w:r>
+    </w:p>
+    <w:p>
+      <w:pPr>
+        <w:tabs>
+          <w:tab w:val="right" w:leader="dot" w:pos="8296"/>
+        </w:tabs>
+        <w:spacing w:before="20" w:after="20"/>
+        <w:ind w:left="0" w:firstLine="0"/>
+      </w:pPr>
+      <w:r>
+        <w:rPr>
+          <w:rFonts w:ascii="等线" w:hAnsi="等线" w:eastAsia="等线" w:cs="等线"/>
+          <w:b/>
+          <w:sz w:val="21"/>
+        </w:rPr>
+        <w:t>10. 测试</w:t>
+      </w:r>
+      <w:r>
+        <w:rPr>
+          <w:rFonts w:ascii="等线" w:hAnsi="等线" w:eastAsia="等线" w:cs="等线"/>
+          <w:b/>
+          <w:sz w:val="21"/>
+        </w:rPr>
+        <w:tab/>
+      </w:r>
+      <w:r>
+        <w:rPr>
+          <w:rFonts w:ascii="等线" w:hAnsi="等线" w:eastAsia="等线" w:cs="等线"/>
+          <w:b/>
+          <w:sz w:val="21"/>
+        </w:rPr>
+        <w:t>17</w:t>
+      </w:r>
+    </w:p>
+    <w:p>
+      <w:pPr>
+        <w:tabs>
+          <w:tab w:val="right" w:leader="dot" w:pos="8296"/>
+        </w:tabs>
+        <w:spacing w:before="20" w:after="20"/>
+        <w:ind w:left="420" w:firstLine="0"/>
+      </w:pPr>
+      <w:r>
+        <w:rPr>
+          <w:rFonts w:ascii="等线" w:hAnsi="等线" w:eastAsia="等线" w:cs="等线"/>
+          <w:b/>
+          <w:sz w:val="21"/>
+        </w:rPr>
+        <w:t>　　10.1 测试环境</w:t>
+      </w:r>
+      <w:r>
+        <w:rPr>
+          <w:rFonts w:ascii="等线" w:hAnsi="等线" w:eastAsia="等线" w:cs="等线"/>
+          <w:b/>
+          <w:sz w:val="21"/>
+        </w:rPr>
+        <w:tab/>
+      </w:r>
+      <w:r>
+        <w:rPr>
+          <w:rFonts w:ascii="等线" w:hAnsi="等线" w:eastAsia="等线" w:cs="等线"/>
+          <w:b/>
+          <w:sz w:val="21"/>
+        </w:rPr>
+        <w:t>17</w:t>
+      </w:r>
+    </w:p>
+    <w:p>
+      <w:pPr>
+        <w:tabs>
+          <w:tab w:val="right" w:leader="dot" w:pos="8296"/>
+        </w:tabs>
+        <w:spacing w:before="20" w:after="20"/>
+        <w:ind w:left="420" w:firstLine="0"/>
+      </w:pPr>
+      <w:r>
+        <w:rPr>
+          <w:rFonts w:ascii="等线" w:hAnsi="等线" w:eastAsia="等线" w:cs="等线"/>
+          <w:b/>
+          <w:sz w:val="21"/>
+        </w:rPr>
+        <w:t>　　10.2 测试用例</w:t>
+      </w:r>
+      <w:r>
+        <w:rPr>
+          <w:rFonts w:ascii="等线" w:hAnsi="等线" w:eastAsia="等线" w:cs="等线"/>
+          <w:b/>
+          <w:sz w:val="21"/>
+        </w:rPr>
+        <w:tab/>
+      </w:r>
+      <w:r>
+        <w:rPr>
+          <w:rFonts w:ascii="等线" w:hAnsi="等线" w:eastAsia="等线" w:cs="等线"/>
+          <w:b/>
+          <w:sz w:val="21"/>
+        </w:rPr>
+        <w:t>18</w:t>
+      </w:r>
+    </w:p>
+    <w:p>
+      <w:pPr>
+        <w:tabs>
+          <w:tab w:val="right" w:leader="dot" w:pos="8296"/>
+        </w:tabs>
+        <w:spacing w:before="20" w:after="20"/>
+        <w:ind w:left="420" w:firstLine="0"/>
+      </w:pPr>
+      <w:r>
+        <w:rPr>
+          <w:rFonts w:ascii="等线" w:hAnsi="等线" w:eastAsia="等线" w:cs="等线"/>
+          <w:b/>
+          <w:sz w:val="21"/>
+        </w:rPr>
+        <w:t>　　10.3 测试结果</w:t>
+      </w:r>
+      <w:r>
+        <w:rPr>
+          <w:rFonts w:ascii="等线" w:hAnsi="等线" w:eastAsia="等线" w:cs="等线"/>
+          <w:b/>
+          <w:sz w:val="21"/>
+        </w:rPr>
+        <w:tab/>
+      </w:r>
+      <w:r>
+        <w:rPr>
+          <w:rFonts w:ascii="等线" w:hAnsi="等线" w:eastAsia="等线" w:cs="等线"/>
+          <w:b/>
+          <w:sz w:val="21"/>
+        </w:rPr>
+        <w:t>19</w:t>
+      </w:r>
+    </w:p>
+    <w:p>
+      <w:pPr>
+        <w:tabs>
+          <w:tab w:val="right" w:leader="dot" w:pos="8296"/>
+        </w:tabs>
+        <w:spacing w:before="20" w:after="20"/>
+        <w:ind w:left="420" w:firstLine="0"/>
+      </w:pPr>
+      <w:r>
+        <w:rPr>
+          <w:rFonts w:ascii="等线" w:hAnsi="等线" w:eastAsia="等线" w:cs="等线"/>
+          <w:b/>
+          <w:sz w:val="21"/>
+        </w:rPr>
+        <w:t>　　10.4 Bug 修改记录</w:t>
+      </w:r>
+      <w:r>
+        <w:rPr>
+          <w:rFonts w:ascii="等线" w:hAnsi="等线" w:eastAsia="等线" w:cs="等线"/>
+          <w:b/>
+          <w:sz w:val="21"/>
+        </w:rPr>
+        <w:tab/>
+      </w:r>
+      <w:r>
+        <w:rPr>
+          <w:rFonts w:ascii="等线" w:hAnsi="等线" w:eastAsia="等线" w:cs="等线"/>
+          <w:b/>
+          <w:sz w:val="21"/>
+        </w:rPr>
+        <w:t>19</w:t>
+      </w:r>
+    </w:p>
+    <w:p>
+      <w:pPr>
+        <w:tabs>
+          <w:tab w:val="right" w:leader="dot" w:pos="8296"/>
+        </w:tabs>
+        <w:spacing w:before="20" w:after="20"/>
+        <w:ind w:left="0" w:firstLine="0"/>
+      </w:pPr>
+      <w:r>
+        <w:rPr>
+          <w:rFonts w:ascii="等线" w:hAnsi="等线" w:eastAsia="等线" w:cs="等线"/>
+          <w:b/>
+          <w:sz w:val="21"/>
+        </w:rPr>
+        <w:t>11. 软件运行效果与使用说明</w:t>
+      </w:r>
+      <w:r>
+        <w:rPr>
+          <w:rFonts w:ascii="等线" w:hAnsi="等线" w:eastAsia="等线" w:cs="等线"/>
+          <w:b/>
+          <w:sz w:val="21"/>
+        </w:rPr>
+        <w:tab/>
+      </w:r>
+      <w:r>
+        <w:rPr>
+          <w:rFonts w:ascii="等线" w:hAnsi="等线" w:eastAsia="等线" w:cs="等线"/>
+          <w:b/>
+          <w:sz w:val="21"/>
+        </w:rPr>
+        <w:t>20</w:t>
+      </w:r>
+    </w:p>
+    <w:p>
+      <w:pPr>
+        <w:tabs>
+          <w:tab w:val="right" w:leader="dot" w:pos="8296"/>
+        </w:tabs>
+        <w:spacing w:before="20" w:after="20"/>
+        <w:ind w:left="420" w:firstLine="0"/>
+      </w:pPr>
+      <w:r>
+        <w:rPr>
+          <w:rFonts w:ascii="等线" w:hAnsi="等线" w:eastAsia="等线" w:cs="等线"/>
+          <w:b/>
+          <w:sz w:val="21"/>
+        </w:rPr>
+        <w:t>　　11.1 Python 桌面版运行</w:t>
+      </w:r>
+      <w:r>
+        <w:rPr>
+          <w:rFonts w:ascii="等线" w:hAnsi="等线" w:eastAsia="等线" w:cs="等线"/>
+          <w:b/>
+          <w:sz w:val="21"/>
+        </w:rPr>
+        <w:tab/>
+      </w:r>
+      <w:r>
+        <w:rPr>
+          <w:rFonts w:ascii="等线" w:hAnsi="等线" w:eastAsia="等线" w:cs="等线"/>
+          <w:b/>
+          <w:sz w:val="21"/>
+        </w:rPr>
+        <w:t>20</w:t>
+      </w:r>
+    </w:p>
+    <w:p>
+      <w:pPr>
+        <w:tabs>
+          <w:tab w:val="right" w:leader="dot" w:pos="8296"/>
+        </w:tabs>
+        <w:spacing w:before="20" w:after="20"/>
+        <w:ind w:left="420" w:firstLine="0"/>
+      </w:pPr>
+      <w:r>
+        <w:rPr>
+          <w:rFonts w:ascii="等线" w:hAnsi="等线" w:eastAsia="等线" w:cs="等线"/>
+          <w:b/>
+          <w:sz w:val="21"/>
+        </w:rPr>
+        <w:t>　　11.2 Web 版运行</w:t>
+      </w:r>
+      <w:r>
+        <w:rPr>
+          <w:rFonts w:ascii="等线" w:hAnsi="等线" w:eastAsia="等线" w:cs="等线"/>
+          <w:b/>
+          <w:sz w:val="21"/>
+        </w:rPr>
+        <w:tab/>
+      </w:r>
+      <w:r>
+        <w:rPr>
+          <w:rFonts w:ascii="等线" w:hAnsi="等线" w:eastAsia="等线" w:cs="等线"/>
+          <w:b/>
+          <w:sz w:val="21"/>
+        </w:rPr>
+        <w:t>20</w:t>
+      </w:r>
+    </w:p>
+    <w:p>
+      <w:pPr>
+        <w:tabs>
+          <w:tab w:val="right" w:leader="dot" w:pos="8296"/>
+        </w:tabs>
+        <w:spacing w:before="20" w:after="20"/>
+        <w:ind w:left="420" w:firstLine="0"/>
+      </w:pPr>
+      <w:r>
+        <w:rPr>
+          <w:rFonts w:ascii="等线" w:hAnsi="等线" w:eastAsia="等线" w:cs="等线"/>
+          <w:b/>
+          <w:sz w:val="21"/>
+        </w:rPr>
+        <w:t>　　11.3 界面截图说明</w:t>
+      </w:r>
+      <w:r>
+        <w:rPr>
+          <w:rFonts w:ascii="等线" w:hAnsi="等线" w:eastAsia="等线" w:cs="等线"/>
+          <w:b/>
+          <w:sz w:val="21"/>
+        </w:rPr>
+        <w:tab/>
+      </w:r>
+      <w:r>
+        <w:rPr>
+          <w:rFonts w:ascii="等线" w:hAnsi="等线" w:eastAsia="等线" w:cs="等线"/>
+          <w:b/>
+          <w:sz w:val="21"/>
+        </w:rPr>
+        <w:t>20</w:t>
+      </w:r>
+    </w:p>
+    <w:p>
+      <w:pPr>
+        <w:tabs>
+          <w:tab w:val="right" w:leader="dot" w:pos="8296"/>
+        </w:tabs>
+        <w:spacing w:before="20" w:after="20"/>
+        <w:ind w:left="0" w:firstLine="0"/>
+      </w:pPr>
+      <w:r>
+        <w:rPr>
+          <w:rFonts w:ascii="等线" w:hAnsi="等线" w:eastAsia="等线" w:cs="等线"/>
+          <w:b/>
+          <w:sz w:val="21"/>
+        </w:rPr>
+        <w:t>12. 设计体会</w:t>
+      </w:r>
+      <w:r>
+        <w:rPr>
+          <w:rFonts w:ascii="等线" w:hAnsi="等线" w:eastAsia="等线" w:cs="等线"/>
+          <w:b/>
+          <w:sz w:val="21"/>
+        </w:rPr>
+        <w:tab/>
+      </w:r>
+      <w:r>
+        <w:rPr>
+          <w:rFonts w:ascii="等线" w:hAnsi="等线" w:eastAsia="等线" w:cs="等线"/>
+          <w:b/>
+          <w:sz w:val="21"/>
+        </w:rPr>
+        <w:t>21</w:t>
+      </w:r>
+    </w:p>
+    <w:p>
+      <w:pPr>
+        <w:tabs>
+          <w:tab w:val="right" w:leader="dot" w:pos="8296"/>
+        </w:tabs>
+        <w:spacing w:before="20" w:after="20"/>
+        <w:ind w:left="420" w:firstLine="0"/>
+      </w:pPr>
+      <w:r>
+        <w:rPr>
+          <w:rFonts w:ascii="等线" w:hAnsi="等线" w:eastAsia="等线" w:cs="等线"/>
+          <w:b/>
+          <w:sz w:val="21"/>
+        </w:rPr>
+        <w:t>　　12.1 对 MVC 设计模式的理解</w:t>
+      </w:r>
+      <w:r>
+        <w:rPr>
+          <w:rFonts w:ascii="等线" w:hAnsi="等线" w:eastAsia="等线" w:cs="等线"/>
+          <w:b/>
+          <w:sz w:val="21"/>
+        </w:rPr>
+        <w:tab/>
+      </w:r>
+      <w:r>
+        <w:rPr>
+          <w:rFonts w:ascii="等线" w:hAnsi="等线" w:eastAsia="等线" w:cs="等线"/>
+          <w:b/>
+          <w:sz w:val="21"/>
+        </w:rPr>
+        <w:t>21</w:t>
+      </w:r>
+    </w:p>
+    <w:p>
+      <w:pPr>
+        <w:tabs>
+          <w:tab w:val="right" w:leader="dot" w:pos="8296"/>
+        </w:tabs>
+        <w:spacing w:before="20" w:after="20"/>
+        <w:ind w:left="420" w:firstLine="0"/>
+      </w:pPr>
+      <w:r>
+        <w:rPr>
+          <w:rFonts w:ascii="等线" w:hAnsi="等线" w:eastAsia="等线" w:cs="等线"/>
+          <w:b/>
+          <w:sz w:val="21"/>
+        </w:rPr>
+        <w:t>　　12.2 个人体会</w:t>
+      </w:r>
+      <w:r>
+        <w:rPr>
+          <w:rFonts w:ascii="等线" w:hAnsi="等线" w:eastAsia="等线" w:cs="等线"/>
+          <w:b/>
+          <w:sz w:val="21"/>
+        </w:rPr>
+        <w:tab/>
+      </w:r>
+      <w:r>
+        <w:rPr>
+          <w:rFonts w:ascii="等线" w:hAnsi="等线" w:eastAsia="等线" w:cs="等线"/>
+          <w:b/>
+          <w:sz w:val="21"/>
+        </w:rPr>
+        <w:t>21</w:t>
+      </w:r>
+    </w:p>
+    <w:p>
+      <w:pPr>
+        <w:tabs>
+          <w:tab w:val="right" w:leader="dot" w:pos="8296"/>
+        </w:tabs>
+        <w:spacing w:before="20" w:after="20"/>
+        <w:ind w:left="420" w:firstLine="0"/>
+      </w:pPr>
+      <w:r>
+        <w:rPr>
+          <w:rFonts w:ascii="等线" w:hAnsi="等线" w:eastAsia="等线" w:cs="等线"/>
+          <w:b/>
+          <w:sz w:val="21"/>
+        </w:rPr>
+        <w:t>　　12.3 遇到的挑战与解决</w:t>
+      </w:r>
+      <w:r>
+        <w:rPr>
+          <w:rFonts w:ascii="等线" w:hAnsi="等线" w:eastAsia="等线" w:cs="等线"/>
+          <w:b/>
+          <w:sz w:val="21"/>
+        </w:rPr>
+        <w:tab/>
+      </w:r>
+      <w:r>
+        <w:rPr>
+          <w:rFonts w:ascii="等线" w:hAnsi="等线" w:eastAsia="等线" w:cs="等线"/>
+          <w:b/>
+          <w:sz w:val="21"/>
+        </w:rPr>
+        <w:t>22</w:t>
+      </w:r>
+    </w:p>
+    <w:p>
+      <w:pPr>
+        <w:tabs>
+          <w:tab w:val="right" w:leader="dot" w:pos="8296"/>
+        </w:tabs>
+        <w:spacing w:before="20" w:after="20"/>
+        <w:ind w:left="420" w:firstLine="0"/>
+      </w:pPr>
+      <w:r>
+        <w:rPr>
+          <w:rFonts w:ascii="等线" w:hAnsi="等线" w:eastAsia="等线" w:cs="等线"/>
+          <w:b/>
+          <w:sz w:val="21"/>
+        </w:rPr>
+        <w:t>　　12.4 总结</w:t>
+      </w:r>
+      <w:r>
+        <w:rPr>
+          <w:rFonts w:ascii="等线" w:hAnsi="等线" w:eastAsia="等线" w:cs="等线"/>
+          <w:b/>
+          <w:sz w:val="21"/>
+        </w:rPr>
+        <w:tab/>
+      </w:r>
+      <w:r>
+        <w:rPr>
+          <w:rFonts w:ascii="等线" w:hAnsi="等线" w:eastAsia="等线" w:cs="等线"/>
+          <w:b/>
+          <w:sz w:val="21"/>
+        </w:rPr>
+        <w:t>22</w:t>
+      </w:r>
+    </w:p>
+    <w:p>
+      <w:pPr>
+        <w:tabs>
+          <w:tab w:val="right" w:leader="dot" w:pos="8296"/>
+        </w:tabs>
+        <w:spacing w:before="20" w:after="20"/>
+        <w:ind w:left="0" w:firstLine="0"/>
+        <w:rPr>
+          <w:rFonts w:hint="default" w:ascii="等线" w:hAnsi="等线" w:eastAsia="等线" w:cs="等线"/>
+          <w:b/>
+          <w:sz w:val="21"/>
+          <w:lang w:val="en-US" w:eastAsia="zh-CN"/>
+        </w:rPr>
+      </w:pPr>
+      <w:r>
+        <w:rPr>
+          <w:rFonts w:hint="eastAsia" w:ascii="等线" w:hAnsi="等线" w:eastAsia="等线" w:cs="等线"/>
+          <w:b/>
+          <w:sz w:val="21"/>
+          <w:lang w:val="en-US" w:eastAsia="zh-CN"/>
+        </w:rPr>
+        <w:t>13. 参考文献</w:t>
+      </w:r>
+      <w:r>
+        <w:rPr>
+          <w:rFonts w:hint="eastAsia" w:ascii="等线" w:hAnsi="等线" w:eastAsia="等线" w:cs="等线"/>
+          <w:b/>
+          <w:sz w:val="21"/>
+          <w:lang w:val="en-US" w:eastAsia="zh-CN"/>
+        </w:rPr>
+        <w:tab/>
+      </w:r>
+      <w:r>
+        <w:rPr>
+          <w:rFonts w:hint="eastAsia" w:ascii="等线" w:hAnsi="等线" w:eastAsia="等线" w:cs="等线"/>
+          <w:b/>
+          <w:sz w:val="21"/>
+          <w:lang w:val="en-US" w:eastAsia="zh-CN"/>
+        </w:rPr>
+        <w:t>22</w:t>
+      </w:r>
+    </w:p>
+    <w:p>
+      <w:pPr>
+        <w:tabs>
+          <w:tab w:val="right" w:leader="dot" w:pos="8296"/>
+        </w:tabs>
+        <w:spacing w:before="20" w:after="20"/>
+        <w:ind w:left="0" w:firstLine="0"/>
+      </w:pPr>
+      <w:r>
+        <w:rPr>
+          <w:rFonts w:ascii="等线" w:hAnsi="等线" w:eastAsia="等线" w:cs="等线"/>
+          <w:b/>
+          <w:sz w:val="21"/>
+        </w:rPr>
+        <w:t>1</w:t>
+      </w:r>
+      <w:r>
+        <w:rPr>
+          <w:rFonts w:hint="eastAsia" w:ascii="等线" w:hAnsi="等线" w:eastAsia="等线" w:cs="等线"/>
+          <w:b/>
+          <w:sz w:val="21"/>
+          <w:lang w:val="en-US" w:eastAsia="zh-CN"/>
+        </w:rPr>
+        <w:t>4</w:t>
+      </w:r>
+      <w:r>
+        <w:rPr>
+          <w:rFonts w:ascii="等线" w:hAnsi="等线" w:eastAsia="等线" w:cs="等线"/>
+          <w:b/>
+          <w:sz w:val="21"/>
+        </w:rPr>
+        <w:t>. 附录</w:t>
+      </w:r>
+      <w:r>
+        <w:rPr>
+          <w:rFonts w:ascii="等线" w:hAnsi="等线" w:eastAsia="等线" w:cs="等线"/>
+          <w:b/>
+          <w:sz w:val="21"/>
+        </w:rPr>
+        <w:tab/>
+      </w:r>
+      <w:r>
+        <w:rPr>
+          <w:rFonts w:ascii="等线" w:hAnsi="等线" w:eastAsia="等线" w:cs="等线"/>
+          <w:b/>
+          <w:sz w:val="21"/>
+        </w:rPr>
+        <w:t>23</w:t>
+      </w:r>
+    </w:p>
+    <w:p>
+      <w:pPr>
+        <w:tabs>
+          <w:tab w:val="right" w:leader="dot" w:pos="8296"/>
+        </w:tabs>
+        <w:spacing w:before="20" w:after="20"/>
+        <w:ind w:left="420" w:firstLine="0"/>
+      </w:pPr>
+      <w:r>
+        <w:rPr>
+          <w:rFonts w:ascii="等线" w:hAnsi="等线" w:eastAsia="等线" w:cs="等线"/>
+          <w:b/>
+          <w:sz w:val="21"/>
+        </w:rPr>
+        <w:t>　　1</w:t>
+      </w:r>
+      <w:r>
+        <w:rPr>
+          <w:rFonts w:hint="eastAsia" w:ascii="等线" w:hAnsi="等线" w:eastAsia="等线" w:cs="等线"/>
+          <w:b/>
+          <w:sz w:val="21"/>
+          <w:lang w:val="en-US" w:eastAsia="zh-CN"/>
+        </w:rPr>
+        <w:t>4</w:t>
+      </w:r>
+      <w:r>
+        <w:rPr>
+          <w:rFonts w:ascii="等线" w:hAnsi="等线" w:eastAsia="等线" w:cs="等线"/>
+          <w:b/>
+          <w:sz w:val="21"/>
+        </w:rPr>
+        <w:t>.1 核心源代码清单</w:t>
+      </w:r>
+      <w:r>
+        <w:rPr>
+          <w:rFonts w:ascii="等线" w:hAnsi="等线" w:eastAsia="等线" w:cs="等线"/>
+          <w:b/>
+          <w:sz w:val="21"/>
+        </w:rPr>
+        <w:tab/>
+      </w:r>
+      <w:r>
+        <w:rPr>
+          <w:rFonts w:ascii="等线" w:hAnsi="等线" w:eastAsia="等线" w:cs="等线"/>
+          <w:b/>
+          <w:sz w:val="21"/>
+        </w:rPr>
+        <w:t>23</w:t>
+      </w:r>
+    </w:p>
+    <w:p>
+      <w:pPr>
+        <w:tabs>
+          <w:tab w:val="right" w:leader="dot" w:pos="8296"/>
+        </w:tabs>
+        <w:spacing w:before="20" w:after="20"/>
+        <w:ind w:left="420" w:firstLine="0"/>
+      </w:pPr>
+      <w:r>
+        <w:rPr>
+          <w:rFonts w:ascii="等线" w:hAnsi="等线" w:eastAsia="等线" w:cs="等线"/>
+          <w:b/>
+          <w:sz w:val="21"/>
+        </w:rPr>
+        <w:t>　　1</w:t>
+      </w:r>
+      <w:r>
+        <w:rPr>
+          <w:rFonts w:hint="eastAsia" w:ascii="等线" w:hAnsi="等线" w:eastAsia="等线" w:cs="等线"/>
+          <w:b/>
+          <w:sz w:val="21"/>
+          <w:lang w:val="en-US" w:eastAsia="zh-CN"/>
+        </w:rPr>
+        <w:t>4</w:t>
+      </w:r>
+      <w:r>
+        <w:rPr>
+          <w:rFonts w:ascii="等线" w:hAnsi="等线" w:eastAsia="等线" w:cs="等线"/>
+          <w:b/>
+          <w:sz w:val="21"/>
+        </w:rPr>
+        <w:t>.2 项目文件结构</w:t>
+      </w:r>
+      <w:r>
+        <w:rPr>
+          <w:rFonts w:ascii="等线" w:hAnsi="等线" w:eastAsia="等线" w:cs="等线"/>
+          <w:b/>
+          <w:sz w:val="21"/>
+        </w:rPr>
+        <w:tab/>
+      </w:r>
+      <w:bookmarkStart w:id="0" w:name="_GoBack"/>
+      <w:bookmarkEnd w:id="0"/>
+      <w:r>
+        <w:rPr>
+          <w:rFonts w:ascii="等线" w:hAnsi="等线" w:eastAsia="等线" w:cs="等线"/>
+          <w:b/>
+          <w:sz w:val="21"/>
+        </w:rPr>
+        <w:t>23</w:t>
       </w:r>
     </w:p>
     <w:p>
@@ -6238,6 +6294,12 @@
             <w:insideH w:val="single" w:color="auto" w:sz="4" w:space="0"/>
             <w:insideV w:val="single" w:color="auto" w:sz="4" w:space="0"/>
           </w:tblBorders>
+          <w:tblCellMar>
+            <w:top w:w="0" w:type="dxa"/>
+            <w:left w:w="108" w:type="dxa"/>
+            <w:bottom w:w="0" w:type="dxa"/>
+            <w:right w:w="108" w:type="dxa"/>
+          </w:tblCellMar>
         </w:tblPrEx>
         <w:tc>
           <w:tcPr>
@@ -6346,6 +6408,12 @@
             <w:insideH w:val="single" w:color="auto" w:sz="4" w:space="0"/>
             <w:insideV w:val="single" w:color="auto" w:sz="4" w:space="0"/>
           </w:tblBorders>
+          <w:tblCellMar>
+            <w:top w:w="0" w:type="dxa"/>
+            <w:left w:w="108" w:type="dxa"/>
+            <w:bottom w:w="0" w:type="dxa"/>
+            <w:right w:w="108" w:type="dxa"/>
+          </w:tblCellMar>
         </w:tblPrEx>
         <w:tc>
           <w:tcPr>
@@ -8440,6 +8508,12 @@
             <w:insideH w:val="single" w:color="auto" w:sz="4" w:space="0"/>
             <w:insideV w:val="single" w:color="auto" w:sz="4" w:space="0"/>
           </w:tblBorders>
+          <w:tblCellMar>
+            <w:top w:w="0" w:type="dxa"/>
+            <w:left w:w="108" w:type="dxa"/>
+            <w:bottom w:w="0" w:type="dxa"/>
+            <w:right w:w="108" w:type="dxa"/>
+          </w:tblCellMar>
         </w:tblPrEx>
         <w:tc>
           <w:tcPr>
@@ -11524,14 +11598,52 @@
     <w:p>
       <w:pPr>
         <w:rPr>
+          <w:b/>
           <w:color w:val="auto"/>
         </w:rPr>
       </w:pPr>
       <w:r>
         <w:rPr>
+          <w:b/>
           <w:color w:val="auto"/>
         </w:rPr>
-        <w:t>用户→ATMView→ATMController→ATMModel→data.json：用户点击"取款"→显示取款界面→用户输入金额提交→Controller调用handle_withdraw()→Model校验规则(100倍数/≤5000/不透支)→更新余额→保存成功→返回结果→显示成功→返回菜单</w:t>
+        <w:drawing>
+          <wp:inline distT="0" distB="0" distL="114300" distR="114300">
+            <wp:extent cx="4533265" cy="3092450"/>
+            <wp:effectExtent l="0" t="0" r="635" b="6350"/>
+            <wp:docPr id="12" name="图片 12" descr="changepwd_seq"/>
+            <wp:cNvGraphicFramePr>
+              <a:graphicFrameLocks xmlns:a="http://schemas.openxmlformats.org/drawingml/2006/main" noChangeAspect="1"/>
+            </wp:cNvGraphicFramePr>
+            <a:graphic xmlns:a="http://schemas.openxmlformats.org/drawingml/2006/main">
+              <a:graphicData uri="http://schemas.openxmlformats.org/drawingml/2006/picture">
+                <pic:pic xmlns:pic="http://schemas.openxmlformats.org/drawingml/2006/picture">
+                  <pic:nvPicPr>
+                    <pic:cNvPr id="12" name="图片 12" descr="changepwd_seq"/>
+                    <pic:cNvPicPr>
+                      <a:picLocks noChangeAspect="1"/>
+                    </pic:cNvPicPr>
+                  </pic:nvPicPr>
+                  <pic:blipFill>
+                    <a:blip r:embed="rId6"/>
+                    <a:stretch>
+                      <a:fillRect/>
+                    </a:stretch>
+                  </pic:blipFill>
+                  <pic:spPr>
+                    <a:xfrm>
+                      <a:off x="0" y="0"/>
+                      <a:ext cx="4533265" cy="3092450"/>
+                    </a:xfrm>
+                    <a:prstGeom prst="rect">
+                      <a:avLst/>
+                    </a:prstGeom>
+                  </pic:spPr>
+                </pic:pic>
+              </a:graphicData>
+            </a:graphic>
+          </wp:inline>
+        </w:drawing>
       </w:r>
     </w:p>
     <w:p>
@@ -11550,6 +11662,7 @@
     </w:p>
     <w:p>
       <w:pPr>
+        <w:pStyle w:val="4"/>
         <w:rPr>
           <w:color w:val="auto"/>
         </w:rPr>
@@ -11558,16 +11671,44 @@
         <w:rPr>
           <w:color w:val="auto"/>
         </w:rPr>
-        <w:t>用户→ATMView→ATMController→ATMModel→data.json：用户点击"修改密码"→显示密码表单→用户填写提交→Controller调用handle_change_pwd()→Model校验旧密码→校验新密码(长度≥6/不全相同/两次一致)→更新密码→保存成功→返回成功→提示重新登录</w:t>
+        <w:drawing>
+          <wp:inline distT="0" distB="0" distL="114300" distR="114300">
+            <wp:extent cx="5484495" cy="3741420"/>
+            <wp:effectExtent l="0" t="0" r="1905" b="5080"/>
+            <wp:docPr id="11" name="图片 11" descr="changepwd_seq"/>
+            <wp:cNvGraphicFramePr>
+              <a:graphicFrameLocks xmlns:a="http://schemas.openxmlformats.org/drawingml/2006/main" noChangeAspect="1"/>
+            </wp:cNvGraphicFramePr>
+            <a:graphic xmlns:a="http://schemas.openxmlformats.org/drawingml/2006/main">
+              <a:graphicData uri="http://schemas.openxmlformats.org/drawingml/2006/picture">
+                <pic:pic xmlns:pic="http://schemas.openxmlformats.org/drawingml/2006/picture">
+                  <pic:nvPicPr>
+                    <pic:cNvPr id="11" name="图片 11" descr="changepwd_seq"/>
+                    <pic:cNvPicPr>
+                      <a:picLocks noChangeAspect="1"/>
+                    </pic:cNvPicPr>
+                  </pic:nvPicPr>
+                  <pic:blipFill>
+                    <a:blip r:embed="rId6"/>
+                    <a:stretch>
+                      <a:fillRect/>
+                    </a:stretch>
+                  </pic:blipFill>
+                  <pic:spPr>
+                    <a:xfrm>
+                      <a:off x="0" y="0"/>
+                      <a:ext cx="5484495" cy="3741420"/>
+                    </a:xfrm>
+                    <a:prstGeom prst="rect">
+                      <a:avLst/>
+                    </a:prstGeom>
+                  </pic:spPr>
+                </pic:pic>
+              </a:graphicData>
+            </a:graphic>
+          </wp:inline>
+        </w:drawing>
       </w:r>
-    </w:p>
-    <w:p>
-      <w:pPr>
-        <w:pStyle w:val="4"/>
-        <w:rPr>
-          <w:color w:val="auto"/>
-        </w:rPr>
-      </w:pPr>
       <w:r>
         <w:rPr>
           <w:color w:val="auto"/>
@@ -11577,6 +11718,7 @@
     </w:p>
     <w:p>
       <w:pPr>
+        <w:pStyle w:val="3"/>
         <w:rPr>
           <w:color w:val="auto"/>
         </w:rPr>
@@ -11585,16 +11727,44 @@
         <w:rPr>
           <w:color w:val="auto"/>
         </w:rPr>
-        <w:t>顶层数据流：用户 → View 层(views.py/HTML)图形界面交互 → 事件转发 → Controller 层(controllers.py/JS)逻辑调度 → 调用 → Model 层(models.py/JS)业务逻辑 → 读写 → data.json/localStorage 数据持久化</w:t>
+        <w:drawing>
+          <wp:inline distT="0" distB="0" distL="114300" distR="114300">
+            <wp:extent cx="5480050" cy="513715"/>
+            <wp:effectExtent l="0" t="0" r="6350" b="6985"/>
+            <wp:docPr id="10" name="图片 10" descr="dataflow"/>
+            <wp:cNvGraphicFramePr>
+              <a:graphicFrameLocks xmlns:a="http://schemas.openxmlformats.org/drawingml/2006/main" noChangeAspect="1"/>
+            </wp:cNvGraphicFramePr>
+            <a:graphic xmlns:a="http://schemas.openxmlformats.org/drawingml/2006/main">
+              <a:graphicData uri="http://schemas.openxmlformats.org/drawingml/2006/picture">
+                <pic:pic xmlns:pic="http://schemas.openxmlformats.org/drawingml/2006/picture">
+                  <pic:nvPicPr>
+                    <pic:cNvPr id="10" name="图片 10" descr="dataflow"/>
+                    <pic:cNvPicPr>
+                      <a:picLocks noChangeAspect="1"/>
+                    </pic:cNvPicPr>
+                  </pic:nvPicPr>
+                  <pic:blipFill>
+                    <a:blip r:embed="rId7"/>
+                    <a:stretch>
+                      <a:fillRect/>
+                    </a:stretch>
+                  </pic:blipFill>
+                  <pic:spPr>
+                    <a:xfrm>
+                      <a:off x="0" y="0"/>
+                      <a:ext cx="5480050" cy="513715"/>
+                    </a:xfrm>
+                    <a:prstGeom prst="rect">
+                      <a:avLst/>
+                    </a:prstGeom>
+                  </pic:spPr>
+                </pic:pic>
+              </a:graphicData>
+            </a:graphic>
+          </wp:inline>
+        </w:drawing>
       </w:r>
-    </w:p>
-    <w:p>
-      <w:pPr>
-        <w:pStyle w:val="3"/>
-        <w:rPr>
-          <w:color w:val="auto"/>
-        </w:rPr>
-      </w:pPr>
       <w:r>
         <w:rPr>
           <w:color w:val="auto"/>
@@ -11618,148 +11788,52 @@
     </w:p>
     <w:p>
       <w:pPr>
+        <w:pStyle w:val="4"/>
         <w:rPr>
           <w:color w:val="auto"/>
         </w:rPr>
       </w:pPr>
       <w:r>
         <w:rPr>
-          <w:b/>
           <w:color w:val="auto"/>
         </w:rPr>
-        <w:t>ATMModel 类：</w:t>
-      </w:r>
-    </w:p>
-    <w:p>
-      <w:pPr>
-        <w:rPr>
-          <w:color w:val="auto"/>
-        </w:rPr>
-      </w:pPr>
-      <w:r>
-        <w:rPr>
-          <w:color w:val="auto"/>
-        </w:rPr>
-        <w:t>私有属性：data_file(str), data(dict), current_account(str)</w:t>
-      </w:r>
-    </w:p>
-    <w:p>
-      <w:pPr>
-        <w:rPr>
-          <w:color w:val="auto"/>
-        </w:rPr>
-      </w:pPr>
-      <w:r>
-        <w:rPr>
-          <w:color w:val="auto"/>
-        </w:rPr>
-        <w:t>公有方法：check_login(acc,pwd), get_balance(), deposit(amount), withdraw(amount), transfer(target,amount), register(acc,pwd), change_password(old,new,confirm), get_transactions(limit)</w:t>
-      </w:r>
-    </w:p>
-    <w:p>
-      <w:pPr>
-        <w:rPr>
-          <w:color w:val="auto"/>
-        </w:rPr>
-      </w:pPr>
-      <w:r>
-        <w:rPr>
-          <w:color w:val="auto"/>
-        </w:rPr>
-        <w:t>私有方法：_load_data(), _save_to_disk(data), _find_user(account), _get_current_user()</w:t>
-      </w:r>
-    </w:p>
-    <w:p>
-      <w:pPr>
-        <w:rPr>
-          <w:color w:val="auto"/>
-        </w:rPr>
-      </w:pPr>
-      <w:r>
-        <w:rPr>
-          <w:b/>
-          <w:color w:val="auto"/>
-        </w:rPr>
-        <w:t>ATMController 类：</w:t>
-      </w:r>
-    </w:p>
-    <w:p>
-      <w:pPr>
-        <w:rPr>
-          <w:color w:val="auto"/>
-        </w:rPr>
-      </w:pPr>
-      <w:r>
-        <w:rPr>
-          <w:color w:val="auto"/>
-        </w:rPr>
-        <w:t>私有属性：model(ATMModel), view(ATMView)</w:t>
-      </w:r>
-    </w:p>
-    <w:p>
-      <w:pPr>
-        <w:rPr>
-          <w:color w:val="auto"/>
-        </w:rPr>
-      </w:pPr>
-      <w:r>
-        <w:rPr>
-          <w:color w:val="auto"/>
-        </w:rPr>
-        <w:t>公有方法：login(), logout(), show_menu(), show_balance(), show_deposit(), handle_deposit(), show_withdraw(), handle_withdraw(), show_transfer(), handle_transfer(), show_history(), show_register(), handle_register(), show_change_pwd(), handle_change_pwd(), toggle_language()</w:t>
-      </w:r>
-    </w:p>
-    <w:p>
-      <w:pPr>
-        <w:rPr>
-          <w:color w:val="auto"/>
-        </w:rPr>
-      </w:pPr>
-      <w:r>
-        <w:rPr>
-          <w:b/>
-          <w:color w:val="auto"/>
-        </w:rPr>
-        <w:t>ATMView 类：</w:t>
-      </w:r>
-    </w:p>
-    <w:p>
-      <w:pPr>
-        <w:rPr>
-          <w:color w:val="auto"/>
-        </w:rPr>
-      </w:pPr>
-      <w:r>
-        <w:rPr>
-          <w:color w:val="auto"/>
-        </w:rPr>
-        <w:t>私有属性：main_container(Frame), current_frame(Frame)</w:t>
-      </w:r>
-    </w:p>
-    <w:p>
-      <w:pPr>
-        <w:rPr>
-          <w:color w:val="auto"/>
-        </w:rPr>
-      </w:pPr>
-      <w:r>
-        <w:rPr>
-          <w:color w:val="auto"/>
-        </w:rPr>
-        <w:t>公有方法：switch_frame(), show_message(), update_title(), refresh_current()</w:t>
-      </w:r>
-    </w:p>
-    <w:p>
-      <w:pPr>
-        <w:rPr>
-          <w:color w:val="auto"/>
-        </w:rPr>
-      </w:pPr>
-      <w:r>
-        <w:rPr>
-          <w:color w:val="auto"/>
-        </w:rPr>
-        <w:t>关系：ATMController → ATMModel (调用), ATMController → ATMView (控制显示)</w:t>
+        <w:drawing>
+          <wp:inline distT="0" distB="0" distL="114300" distR="114300">
+            <wp:extent cx="4902200" cy="6819900"/>
+            <wp:effectExtent l="0" t="0" r="0" b="0"/>
+            <wp:docPr id="8" name="图片 8" descr="class_diagram"/>
+            <wp:cNvGraphicFramePr>
+              <a:graphicFrameLocks xmlns:a="http://schemas.openxmlformats.org/drawingml/2006/main" noChangeAspect="1"/>
+            </wp:cNvGraphicFramePr>
+            <a:graphic xmlns:a="http://schemas.openxmlformats.org/drawingml/2006/main">
+              <a:graphicData uri="http://schemas.openxmlformats.org/drawingml/2006/picture">
+                <pic:pic xmlns:pic="http://schemas.openxmlformats.org/drawingml/2006/picture">
+                  <pic:nvPicPr>
+                    <pic:cNvPr id="8" name="图片 8" descr="class_diagram"/>
+                    <pic:cNvPicPr>
+                      <a:picLocks noChangeAspect="1"/>
+                    </pic:cNvPicPr>
+                  </pic:nvPicPr>
+                  <pic:blipFill>
+                    <a:blip r:embed="rId8"/>
+                    <a:stretch>
+                      <a:fillRect/>
+                    </a:stretch>
+                  </pic:blipFill>
+                  <pic:spPr>
+                    <a:xfrm>
+                      <a:off x="0" y="0"/>
+                      <a:ext cx="4902200" cy="6819900"/>
+                    </a:xfrm>
+                    <a:prstGeom prst="rect">
+                      <a:avLst/>
+                    </a:prstGeom>
+                  </pic:spPr>
+                </pic:pic>
+              </a:graphicData>
+            </a:graphic>
+          </wp:inline>
+        </w:drawing>
       </w:r>
     </w:p>
     <w:p>
@@ -11819,7 +11893,7 @@
                     </pic:cNvPicPr>
                   </pic:nvPicPr>
                   <pic:blipFill>
-                    <a:blip r:embed="rId6"/>
+                    <a:blip r:embed="rId9"/>
                     <a:stretch>
                       <a:fillRect/>
                     </a:stretch>
@@ -11876,7 +11950,7 @@
                     </pic:cNvPicPr>
                   </pic:nvPicPr>
                   <pic:blipFill>
-                    <a:blip r:embed="rId7"/>
+                    <a:blip r:embed="rId10"/>
                     <a:stretch>
                       <a:fillRect/>
                     </a:stretch>
@@ -12812,7 +12886,7 @@
                     </pic:cNvPicPr>
                   </pic:nvPicPr>
                   <pic:blipFill>
-                    <a:blip r:embed="rId8"/>
+                    <a:blip r:embed="rId11"/>
                     <a:stretch>
                       <a:fillRect/>
                     </a:stretch>
@@ -19271,9 +19345,17 @@
       </w:pPr>
       <w:r>
         <w:rPr>
+          <w:rFonts w:hint="eastAsia" w:eastAsia="宋体"/>
           <w:color w:val="auto"/>
-        </w:rPr>
-        <w:t>1. 陈姝.《软件工程》课程讲义. 湘潭大学, 2022.</w:t>
+          <w:lang w:val="en-US" w:eastAsia="zh-CN"/>
+        </w:rPr>
+        <w:t>1</w:t>
+      </w:r>
+      <w:r>
+        <w:rPr>
+          <w:color w:val="auto"/>
+        </w:rPr>
+        <w:t>. Craig Larman.《UML 和模式应用》（第 3 版）. 机械工业出版社, 2011.</w:t>
       </w:r>
     </w:p>
     <w:p>
@@ -19284,9 +19366,17 @@
       </w:pPr>
       <w:r>
         <w:rPr>
+          <w:rFonts w:hint="eastAsia" w:eastAsia="宋体"/>
           <w:color w:val="auto"/>
-        </w:rPr>
-        <w:t>2. Craig Larman.《UML 和模式应用》（第 3 版）. 机械工业出版社, 2011.</w:t>
+          <w:lang w:val="en-US" w:eastAsia="zh-CN"/>
+        </w:rPr>
+        <w:t>2</w:t>
+      </w:r>
+      <w:r>
+        <w:rPr>
+          <w:color w:val="auto"/>
+        </w:rPr>
+        <w:t>. 邹欣.《构建之法——现代软件工程》（第 3 版）. 人民邮电出版社, 2017.</w:t>
       </w:r>
     </w:p>
     <w:p>
@@ -19297,9 +19387,17 @@
       </w:pPr>
       <w:r>
         <w:rPr>
+          <w:rFonts w:hint="eastAsia" w:eastAsia="宋体"/>
           <w:color w:val="auto"/>
-        </w:rPr>
-        <w:t>3. 邹欣.《构建之法——现代软件工程》（第 3 版）. 人民邮电出版社, 2017.</w:t>
+          <w:lang w:val="en-US" w:eastAsia="zh-CN"/>
+        </w:rPr>
+        <w:t>3</w:t>
+      </w:r>
+      <w:r>
+        <w:rPr>
+          <w:color w:val="auto"/>
+        </w:rPr>
+        <w:t>. Python 官方文档 - tkinter 模块. https://docs.python.org/3/library/tkinter.html</w:t>
       </w:r>
     </w:p>
     <w:p>
@@ -19310,9 +19408,17 @@
       </w:pPr>
       <w:r>
         <w:rPr>
+          <w:rFonts w:hint="eastAsia" w:eastAsia="宋体"/>
           <w:color w:val="auto"/>
-        </w:rPr>
-        <w:t>4. Python 官方文档 - tkinter 模块. https://docs.python.org/3/library/tkinter.html</w:t>
+          <w:lang w:val="en-US" w:eastAsia="zh-CN"/>
+        </w:rPr>
+        <w:t>4</w:t>
+      </w:r>
+      <w:r>
+        <w:rPr>
+          <w:color w:val="auto"/>
+        </w:rPr>
+        <w:t>. MDN Web Docs - Web Storage API. https://developer.mozilla.org/zh-CN/docs/Web/API/Web_Storage_API</w:t>
       </w:r>
     </w:p>
     <w:p>
@@ -19323,22 +19429,17 @@
       </w:pPr>
       <w:r>
         <w:rPr>
+          <w:rFonts w:hint="eastAsia" w:eastAsia="宋体"/>
           <w:color w:val="auto"/>
-        </w:rPr>
-        <w:t>5. MDN Web Docs - Web Storage API. https://developer.mozilla.org/zh-CN/docs/Web/API/Web_Storage_API</w:t>
+          <w:lang w:val="en-US" w:eastAsia="zh-CN"/>
+        </w:rPr>
+        <w:t>5</w:t>
       </w:r>
-    </w:p>
-    <w:p>
-      <w:pPr>
+      <w:r>
         <w:rPr>
           <w:color w:val="auto"/>
         </w:rPr>
-      </w:pPr>
-      <w:r>
-        <w:rPr>
-          <w:color w:val="auto"/>
-        </w:rPr>
-        <w:t>6. MDN Web Docs - File System Access API. https://developer.mozilla.org/en-US/docs/Web/API/File_System_API</w:t>
+        <w:t>. MDN Web Docs - File System Access API. https://developer.mozilla.org/en-US/docs/Web/API/File_System_API</w:t>
       </w:r>
     </w:p>
     <w:p>
@@ -19880,7 +19981,7 @@
               <w:rPr>
                 <w:color w:val="auto"/>
               </w:rPr>
-              <w:t>server.py</w:t>
+              <w:t>index.html</w:t>
             </w:r>
           </w:p>
         </w:tc>
@@ -19899,7 +20000,7 @@
               <w:rPr>
                 <w:color w:val="auto"/>
               </w:rPr>
-              <w:t>约65</w:t>
+              <w:t>约1550</w:t>
             </w:r>
           </w:p>
         </w:tc>
@@ -19918,7 +20019,7 @@
               <w:rPr>
                 <w:color w:val="auto"/>
               </w:rPr>
-              <w:t>Web服务器，提供HTTP API</w:t>
+              <w:t>Web 前端（HTML + CSS + JS 一体）</w:t>
             </w:r>
           </w:p>
         </w:tc>
@@ -19955,81 +20056,6 @@
               <w:rPr>
                 <w:color w:val="auto"/>
               </w:rPr>
-              <w:t>index.html</w:t>
-            </w:r>
-          </w:p>
-        </w:tc>
-        <w:tc>
-          <w:tcPr>
-            <w:tcW w:w="2880" w:type="dxa"/>
-          </w:tcPr>
-          <w:p>
-            <w:pPr>
-              <w:spacing w:after="0" w:line="240" w:lineRule="auto"/>
-              <w:rPr>
-                <w:color w:val="auto"/>
-              </w:rPr>
-            </w:pPr>
-            <w:r>
-              <w:rPr>
-                <w:color w:val="auto"/>
-              </w:rPr>
-              <w:t>约1550</w:t>
-            </w:r>
-          </w:p>
-        </w:tc>
-        <w:tc>
-          <w:tcPr>
-            <w:tcW w:w="2880" w:type="dxa"/>
-          </w:tcPr>
-          <w:p>
-            <w:pPr>
-              <w:spacing w:after="0" w:line="240" w:lineRule="auto"/>
-              <w:rPr>
-                <w:color w:val="auto"/>
-              </w:rPr>
-            </w:pPr>
-            <w:r>
-              <w:rPr>
-                <w:color w:val="auto"/>
-              </w:rPr>
-              <w:t>Web 前端（HTML + CSS + JS 一体）</w:t>
-            </w:r>
-          </w:p>
-        </w:tc>
-      </w:tr>
-      <w:tr>
-        <w:tblPrEx>
-          <w:tblBorders>
-            <w:top w:val="single" w:color="auto" w:sz="4" w:space="0"/>
-            <w:left w:val="single" w:color="auto" w:sz="4" w:space="0"/>
-            <w:bottom w:val="single" w:color="auto" w:sz="4" w:space="0"/>
-            <w:right w:val="single" w:color="auto" w:sz="4" w:space="0"/>
-            <w:insideH w:val="single" w:color="auto" w:sz="4" w:space="0"/>
-            <w:insideV w:val="single" w:color="auto" w:sz="4" w:space="0"/>
-          </w:tblBorders>
-          <w:tblCellMar>
-            <w:top w:w="0" w:type="dxa"/>
-            <w:left w:w="108" w:type="dxa"/>
-            <w:bottom w:w="0" w:type="dxa"/>
-            <w:right w:w="108" w:type="dxa"/>
-          </w:tblCellMar>
-        </w:tblPrEx>
-        <w:tc>
-          <w:tcPr>
-            <w:tcW w:w="2880" w:type="dxa"/>
-          </w:tcPr>
-          <w:p>
-            <w:pPr>
-              <w:spacing w:after="0" w:line="240" w:lineRule="auto"/>
-              <w:rPr>
-                <w:color w:val="auto"/>
-              </w:rPr>
-            </w:pPr>
-            <w:r>
-              <w:rPr>
-                <w:color w:val="auto"/>
-              </w:rPr>
               <w:t>data.json</w:t>
             </w:r>
           </w:p>
@@ -20098,144 +20124,10 @@
         <w:rPr>
           <w:color w:val="auto"/>
         </w:rPr>
-        <w:t>项目根目录包含：Python 源文件（main.py / models.py / views.py / controllers.py / lang.py / server.py）、Web 前端文件（index.html）、数据文件（data.json）、文档（项目文档.md / readme.md / 文档提纲.docx）、PPT 演示文件（ATM项目演示.pptx）以及配置文件（requirements.txt / runtime.txt / .gitignore）。</w:t>
+        <w:t>项目根目录包含：Python 源文件（main.py / models.py / views.py / controllers.py / lang.py ）、Web 前端文件（index.html）、数据文件（data.json）、文档（项目文档.md / readme.md / 文档提纲.docx）、PPT 演示文件（ATM项目演示.pptx）以及配置文件（requirements.txt / runtime.txt / .gitignore）。</w:t>
       </w:r>
     </w:p>
-    <w:p>
-      <w:r>
-        <w:rPr>
-          <w:b/>
-          <w:sz w:val="24"/>
-        </w:rPr>
-        <w:t>取款业务时序图：</w:t>
-      </w:r>
-    </w:p>
-    <w:p>
-      <w:r>
-        <w:drawing>
-          <wp:inline xmlns:a="http://schemas.openxmlformats.org/drawingml/2006/main" xmlns:pic="http://schemas.openxmlformats.org/drawingml/2006/picture">
-            <wp:extent cx="5486400" cy="3845705"/>
-            <wp:docPr id="5" name="Picture 5"/>
-            <wp:cNvGraphicFramePr>
-              <a:graphicFrameLocks noChangeAspect="1"/>
-            </wp:cNvGraphicFramePr>
-            <a:graphic>
-              <a:graphicData uri="http://schemas.openxmlformats.org/drawingml/2006/picture">
-                <pic:pic>
-                  <pic:nvPicPr>
-                    <pic:cNvPr id="0" name="withdraw_seq.png"/>
-                    <pic:cNvPicPr/>
-                  </pic:nvPicPr>
-                  <pic:blipFill>
-                    <a:blip r:embed="rId13"/>
-                    <a:stretch>
-                      <a:fillRect/>
-                    </a:stretch>
-                  </pic:blipFill>
-                  <pic:spPr>
-                    <a:xfrm>
-                      <a:off x="0" y="0"/>
-                      <a:ext cx="5486400" cy="3845705"/>
-                    </a:xfrm>
-                    <a:prstGeom prst="rect"/>
-                  </pic:spPr>
-                </pic:pic>
-              </a:graphicData>
-            </a:graphic>
-          </wp:inline>
-        </w:drawing>
-      </w:r>
-    </w:p>
-    <w:p>
-      <w:r>
-        <w:rPr>
-          <w:b/>
-          <w:sz w:val="24"/>
-        </w:rPr>
-        <w:t>修改密码时序图：</w:t>
-      </w:r>
-    </w:p>
-    <w:p>
-      <w:r>
-        <w:drawing>
-          <wp:inline xmlns:a="http://schemas.openxmlformats.org/drawingml/2006/main" xmlns:pic="http://schemas.openxmlformats.org/drawingml/2006/picture">
-            <wp:extent cx="5486400" cy="3742379"/>
-            <wp:docPr id="6" name="Picture 6"/>
-            <wp:cNvGraphicFramePr>
-              <a:graphicFrameLocks noChangeAspect="1"/>
-            </wp:cNvGraphicFramePr>
-            <a:graphic>
-              <a:graphicData uri="http://schemas.openxmlformats.org/drawingml/2006/picture">
-                <pic:pic>
-                  <pic:nvPicPr>
-                    <pic:cNvPr id="0" name="changepwd_seq.png"/>
-                    <pic:cNvPicPr/>
-                  </pic:nvPicPr>
-                  <pic:blipFill>
-                    <a:blip r:embed="rId14"/>
-                    <a:stretch>
-                      <a:fillRect/>
-                    </a:stretch>
-                  </pic:blipFill>
-                  <pic:spPr>
-                    <a:xfrm>
-                      <a:off x="0" y="0"/>
-                      <a:ext cx="5486400" cy="3742379"/>
-                    </a:xfrm>
-                    <a:prstGeom prst="rect"/>
-                  </pic:spPr>
-                </pic:pic>
-              </a:graphicData>
-            </a:graphic>
-          </wp:inline>
-        </w:drawing>
-      </w:r>
-    </w:p>
-    <w:p>
-      <w:r>
-        <w:rPr>
-          <w:b/>
-          <w:sz w:val="24"/>
-        </w:rPr>
-        <w:t>系统顶层数据流图：</w:t>
-      </w:r>
-    </w:p>
-    <w:p>
-      <w:r>
-        <w:drawing>
-          <wp:inline xmlns:a="http://schemas.openxmlformats.org/drawingml/2006/main" xmlns:pic="http://schemas.openxmlformats.org/drawingml/2006/picture">
-            <wp:extent cx="5486400" cy="514623"/>
-            <wp:docPr id="7" name="Picture 7"/>
-            <wp:cNvGraphicFramePr>
-              <a:graphicFrameLocks noChangeAspect="1"/>
-            </wp:cNvGraphicFramePr>
-            <a:graphic>
-              <a:graphicData uri="http://schemas.openxmlformats.org/drawingml/2006/picture">
-                <pic:pic>
-                  <pic:nvPicPr>
-                    <pic:cNvPr id="0" name="dataflow.png"/>
-                    <pic:cNvPicPr/>
-                  </pic:nvPicPr>
-                  <pic:blipFill>
-                    <a:blip r:embed="rId15"/>
-                    <a:stretch>
-                      <a:fillRect/>
-                    </a:stretch>
-                  </pic:blipFill>
-                  <pic:spPr>
-                    <a:xfrm>
-                      <a:off x="0" y="0"/>
-                      <a:ext cx="5486400" cy="514623"/>
-                    </a:xfrm>
-                    <a:prstGeom prst="rect"/>
-                  </pic:spPr>
-                </pic:pic>
-              </a:graphicData>
-            </a:graphic>
-          </wp:inline>
-        </w:drawing>
-      </w:r>
-    </w:p>
+    <w:p/>
     <w:sectPr>
       <w:pgSz w:w="12240" w:h="15840"/>
       <w:pgMar w:top="1440" w:right="1800" w:bottom="1440" w:left="1800" w:header="720" w:footer="720" w:gutter="0"/>
@@ -20652,7 +20544,7 @@
     <w:lsdException w:qFormat="1" w:unhideWhenUsed="0" w:uiPriority="66" w:semiHidden="0" w:name="Medium List 2 Accent 3"/>
     <w:lsdException w:qFormat="1" w:unhideWhenUsed="0" w:uiPriority="67" w:semiHidden="0" w:name="Medium Grid 1 Accent 3"/>
     <w:lsdException w:unhideWhenUsed="0" w:uiPriority="68" w:semiHidden="0" w:name="Medium Grid 2 Accent 3"/>
-    <w:lsdException w:unhideWhenUsed="0" w:uiPriority="69" w:semiHidden="0" w:name="Medium Grid 3 Accent 3"/>
+    <w:lsdException w:qFormat="1" w:unhideWhenUsed="0" w:uiPriority="69" w:semiHidden="0" w:name="Medium Grid 3 Accent 3"/>
     <w:lsdException w:unhideWhenUsed="0" w:uiPriority="70" w:semiHidden="0" w:name="Dark List Accent 3"/>
     <w:lsdException w:unhideWhenUsed="0" w:uiPriority="71" w:semiHidden="0" w:name="Colorful Shading Accent 3"/>
     <w:lsdException w:unhideWhenUsed="0" w:uiPriority="72" w:semiHidden="0" w:name="Colorful List Accent 3"/>
@@ -20666,7 +20558,7 @@
     <w:lsdException w:qFormat="1" w:unhideWhenUsed="0" w:uiPriority="66" w:semiHidden="0" w:name="Medium List 2 Accent 4"/>
     <w:lsdException w:qFormat="1" w:unhideWhenUsed="0" w:uiPriority="67" w:semiHidden="0" w:name="Medium Grid 1 Accent 4"/>
     <w:lsdException w:unhideWhenUsed="0" w:uiPriority="68" w:semiHidden="0" w:name="Medium Grid 2 Accent 4"/>
-    <w:lsdException w:unhideWhenUsed="0" w:uiPriority="69" w:semiHidden="0" w:name="Medium Grid 3 Accent 4"/>
+    <w:lsdException w:qFormat="1" w:unhideWhenUsed="0" w:uiPriority="69" w:semiHidden="0" w:name="Medium Grid 3 Accent 4"/>
     <w:lsdException w:unhideWhenUsed="0" w:uiPriority="70" w:semiHidden="0" w:name="Dark List Accent 4"/>
     <w:lsdException w:unhideWhenUsed="0" w:uiPriority="71" w:semiHidden="0" w:name="Colorful Shading Accent 4"/>
     <w:lsdException w:unhideWhenUsed="0" w:uiPriority="72" w:semiHidden="0" w:name="Colorful List Accent 4"/>
@@ -20696,7 +20588,7 @@
     <w:lsdException w:unhideWhenUsed="0" w:uiPriority="68" w:semiHidden="0" w:name="Medium Grid 2 Accent 6"/>
     <w:lsdException w:unhideWhenUsed="0" w:uiPriority="69" w:semiHidden="0" w:name="Medium Grid 3 Accent 6"/>
     <w:lsdException w:unhideWhenUsed="0" w:uiPriority="70" w:semiHidden="0" w:name="Dark List Accent 6"/>
-    <w:lsdException w:unhideWhenUsed="0" w:uiPriority="71" w:semiHidden="0" w:name="Colorful Shading Accent 6"/>
+    <w:lsdException w:qFormat="1" w:unhideWhenUsed="0" w:uiPriority="71" w:semiHidden="0" w:name="Colorful Shading Accent 6"/>
     <w:lsdException w:unhideWhenUsed="0" w:uiPriority="72" w:semiHidden="0" w:name="Colorful List Accent 6"/>
     <w:lsdException w:unhideWhenUsed="0" w:uiPriority="73" w:semiHidden="0" w:name="Colorful Grid Accent 6"/>
   </w:latentStyles>
@@ -29010,6 +28902,7 @@
   <w:style w:type="table" w:styleId="100">
     <w:name w:val="Medium Grid 3 Accent 3"/>
     <w:basedOn w:val="32"/>
+    <w:qFormat/>
     <w:uiPriority w:val="69"/>
     <w:pPr>
       <w:spacing w:after="0" w:line="240" w:lineRule="auto"/>
@@ -29167,6 +29060,7 @@
   <w:style w:type="table" w:styleId="101">
     <w:name w:val="Medium Grid 3 Accent 4"/>
     <w:basedOn w:val="32"/>
+    <w:qFormat/>
     <w:uiPriority w:val="69"/>
     <w:pPr>
       <w:spacing w:after="0" w:line="240" w:lineRule="auto"/>
@@ -31312,6 +31206,7 @@
   <w:style w:type="table" w:styleId="117">
     <w:name w:val="Colorful Shading Accent 6"/>
     <w:basedOn w:val="32"/>
+    <w:qFormat/>
     <w:uiPriority w:val="71"/>
     <w:pPr>
       <w:spacing w:after="0" w:line="240" w:lineRule="auto"/>
@@ -32930,6 +32825,7 @@
     <w:name w:val="Body Text 2 Char"/>
     <w:basedOn w:val="132"/>
     <w:link w:val="28"/>
+    <w:qFormat/>
     <w:uiPriority w:val="99"/>
   </w:style>
   <w:style w:type="character" w:customStyle="1" w:styleId="146">
@@ -33042,6 +32938,7 @@
     <w:basedOn w:val="132"/>
     <w:link w:val="9"/>
     <w:semiHidden/>
+    <w:qFormat/>
     <w:uiPriority w:val="9"/>
     <w:rPr>
       <w:rFonts w:asciiTheme="majorHAnsi" w:hAnsiTheme="majorHAnsi" w:eastAsiaTheme="majorEastAsia" w:cstheme="majorBidi"/>
@@ -33082,6 +32979,7 @@
     <w:basedOn w:val="132"/>
     <w:link w:val="11"/>
     <w:semiHidden/>
+    <w:qFormat/>
     <w:uiPriority w:val="9"/>
     <w:rPr>
       <w:rFonts w:asciiTheme="majorHAnsi" w:hAnsiTheme="majorHAnsi" w:eastAsiaTheme="majorEastAsia" w:cstheme="majorBidi"/>
